--- a/04_Captura de imagenes.docx
+++ b/04_Captura de imagenes.docx
@@ -37,6 +37,9 @@
     </w:p>
     <w:p>
       <w:r>
+        <w:rPr>
+          <w:noProof/>
+        </w:rPr>
         <w:drawing>
           <wp:inline distT="0" distB="0" distL="0" distR="0" wp14:anchorId="08FEC928" wp14:editId="1C2F17E7">
             <wp:extent cx="5943600" cy="1952625"/>
@@ -142,6 +145,9 @@
         </w:sectPr>
       </w:pPr>
       <w:r>
+        <w:rPr>
+          <w:noProof/>
+        </w:rPr>
         <w:drawing>
           <wp:inline distT="0" distB="0" distL="0" distR="0" wp14:anchorId="347D1CDA" wp14:editId="7A100F9A">
             <wp:extent cx="5943600" cy="2530475"/>
@@ -733,14 +739,28 @@
           <w:b/>
           <w:bCs/>
         </w:rPr>
-        <w:t xml:space="preserve">Image </w:t>
-      </w:r>
-      <w:r>
-        <w:rPr>
-          <w:b/>
-          <w:bCs/>
-        </w:rPr>
-        <w:t xml:space="preserve">Replicate </w:t>
+        <w:t>“</w:t>
+      </w:r>
+      <w:r>
+        <w:rPr>
+          <w:b/>
+          <w:bCs/>
+        </w:rPr>
+        <w:t>Replicate</w:t>
+      </w:r>
+      <w:r>
+        <w:rPr>
+          <w:b/>
+          <w:bCs/>
+        </w:rPr>
+        <w:t>?</w:t>
+      </w:r>
+      <w:r>
+        <w:rPr>
+          <w:b/>
+          <w:bCs/>
+        </w:rPr>
+        <w:t>”</w:t>
       </w:r>
     </w:p>
     <w:p>
@@ -982,19 +1002,22 @@
     </w:p>
     <w:p>
       <w:r>
-        <w:t>Seleccionamos el HOST, vamos a la sección TASKS y le damos al botón de CAPTURE.</w:t>
-      </w:r>
-    </w:p>
-    <w:p>
-      <w:r>
-        <w:rPr>
-          <w:noProof/>
-        </w:rPr>
+        <w:t xml:space="preserve">Seleccionamos el HOST, vamos a la sección </w:t>
+      </w:r>
+      <w:r>
+        <w:t xml:space="preserve">BASIC </w:t>
+      </w:r>
+      <w:r>
+        <w:t>TASKS y le damos al botón de CAPTURE.</w:t>
+      </w:r>
+    </w:p>
+    <w:p>
+      <w:r>
         <w:drawing>
-          <wp:inline distT="0" distB="0" distL="0" distR="0" wp14:anchorId="60F5B008" wp14:editId="678ED59F">
-            <wp:extent cx="5943600" cy="2123440"/>
-            <wp:effectExtent l="0" t="0" r="0" b="0"/>
-            <wp:docPr id="1930500731" name="Imagen 1"/>
+          <wp:inline distT="0" distB="0" distL="0" distR="0" wp14:anchorId="661410C3" wp14:editId="38B68B1D">
+            <wp:extent cx="5943600" cy="2032000"/>
+            <wp:effectExtent l="0" t="0" r="0" b="6350"/>
+            <wp:docPr id="1597929554" name="Imagen 1"/>
             <wp:cNvGraphicFramePr>
               <a:graphicFrameLocks xmlns:a="http://schemas.openxmlformats.org/drawingml/2006/main" noChangeAspect="1"/>
             </wp:cNvGraphicFramePr>
@@ -1002,7 +1025,7 @@
               <a:graphicData uri="http://schemas.openxmlformats.org/drawingml/2006/picture">
                 <pic:pic xmlns:pic="http://schemas.openxmlformats.org/drawingml/2006/picture">
                   <pic:nvPicPr>
-                    <pic:cNvPr id="1930500731" name=""/>
+                    <pic:cNvPr id="1597929554" name=""/>
                     <pic:cNvPicPr/>
                   </pic:nvPicPr>
                   <pic:blipFill>
@@ -1014,7 +1037,7 @@
                   <pic:spPr>
                     <a:xfrm>
                       <a:off x="0" y="0"/>
-                      <a:ext cx="5943600" cy="2123440"/>
+                      <a:ext cx="5943600" cy="2032000"/>
                     </a:xfrm>
                     <a:prstGeom prst="rect">
                       <a:avLst/>
@@ -1034,14 +1057,11 @@
     </w:p>
     <w:p>
       <w:r>
-        <w:rPr>
-          <w:noProof/>
-        </w:rPr>
         <w:drawing>
-          <wp:inline distT="0" distB="0" distL="0" distR="0" wp14:anchorId="30177368" wp14:editId="13238560">
-            <wp:extent cx="4257693" cy="4038600"/>
-            <wp:effectExtent l="0" t="0" r="9525" b="0"/>
-            <wp:docPr id="1212136734" name="Imagen 1"/>
+          <wp:inline distT="0" distB="0" distL="0" distR="0" wp14:anchorId="0568BAA2" wp14:editId="692F2A53">
+            <wp:extent cx="5943600" cy="1928495"/>
+            <wp:effectExtent l="0" t="0" r="0" b="0"/>
+            <wp:docPr id="1278859253" name="Imagen 1"/>
             <wp:cNvGraphicFramePr>
               <a:graphicFrameLocks xmlns:a="http://schemas.openxmlformats.org/drawingml/2006/main" noChangeAspect="1"/>
             </wp:cNvGraphicFramePr>
@@ -1049,7 +1069,7 @@
               <a:graphicData uri="http://schemas.openxmlformats.org/drawingml/2006/picture">
                 <pic:pic xmlns:pic="http://schemas.openxmlformats.org/drawingml/2006/picture">
                   <pic:nvPicPr>
-                    <pic:cNvPr id="1212136734" name=""/>
+                    <pic:cNvPr id="1278859253" name=""/>
                     <pic:cNvPicPr/>
                   </pic:nvPicPr>
                   <pic:blipFill>
@@ -1061,7 +1081,7 @@
                   <pic:spPr>
                     <a:xfrm>
                       <a:off x="0" y="0"/>
-                      <a:ext cx="4264150" cy="4044725"/>
+                      <a:ext cx="5943600" cy="1928495"/>
                     </a:xfrm>
                     <a:prstGeom prst="rect">
                       <a:avLst/>
@@ -1076,6 +1096,115 @@
     </w:p>
     <w:p>
       <w:pPr>
+        <w:numPr>
+          <w:ilvl w:val="0"/>
+          <w:numId w:val="5"/>
+        </w:numPr>
+      </w:pPr>
+      <w:r>
+        <w:rPr>
+          <w:b/>
+          <w:bCs/>
+        </w:rPr>
+        <w:t>Schedule with shutdown</w:t>
+      </w:r>
+      <w:r>
+        <w:rPr>
+          <w:b/>
+          <w:bCs/>
+        </w:rPr>
+        <w:t xml:space="preserve">: </w:t>
+      </w:r>
+      <w:r>
+        <w:t xml:space="preserve">Una vez que FOG termine de cargar la imagen en la computadora, el equipo se </w:t>
+      </w:r>
+      <w:r>
+        <w:rPr>
+          <w:b/>
+          <w:bCs/>
+        </w:rPr>
+        <w:t>apagará automáticamente</w:t>
+      </w:r>
+      <w:r>
+        <w:t xml:space="preserve"> en lugar de reiniciarse. Es ideal para preparar equipos que vas a guardar en bodega.</w:t>
+      </w:r>
+    </w:p>
+    <w:p>
+      <w:pPr>
+        <w:numPr>
+          <w:ilvl w:val="0"/>
+          <w:numId w:val="5"/>
+        </w:numPr>
+      </w:pPr>
+      <w:r>
+        <w:rPr>
+          <w:b/>
+          <w:bCs/>
+        </w:rPr>
+        <w:t>“</w:t>
+      </w:r>
+      <w:r>
+        <w:rPr>
+          <w:b/>
+          <w:bCs/>
+        </w:rPr>
+        <w:t>Wake on LAN</w:t>
+      </w:r>
+      <w:r>
+        <w:rPr>
+          <w:b/>
+          <w:bCs/>
+        </w:rPr>
+        <w:t>?”</w:t>
+      </w:r>
+      <w:r>
+        <w:rPr>
+          <w:b/>
+          <w:bCs/>
+        </w:rPr>
+        <w:t xml:space="preserve">: </w:t>
+      </w:r>
+      <w:r>
+        <w:t xml:space="preserve">Si tus computadoras y tu red lo soportan, FOG enviará un "paquete mágico" para </w:t>
+      </w:r>
+      <w:r>
+        <w:rPr>
+          <w:b/>
+          <w:bCs/>
+        </w:rPr>
+        <w:t>encender los equipos automáticamente</w:t>
+      </w:r>
+      <w:r>
+        <w:t>. Así no tienes que ir físicamente a presionar el botón de encendido de cada PC.</w:t>
+      </w:r>
+    </w:p>
+    <w:p>
+      <w:pPr>
+        <w:numPr>
+          <w:ilvl w:val="0"/>
+          <w:numId w:val="5"/>
+        </w:numPr>
+      </w:pPr>
+      <w:r>
+        <w:rPr>
+          <w:b/>
+          <w:bCs/>
+        </w:rPr>
+        <w:t>Schedule as debug task</w:t>
+      </w:r>
+      <w:r>
+        <w:rPr>
+          <w:b/>
+          <w:bCs/>
+        </w:rPr>
+        <w:t xml:space="preserve">: </w:t>
+      </w:r>
+      <w:r>
+        <w:t>Esta es una opción de soporte. No hace el despliegue automáticamente; en su lugar, inicia el equipo en una consola de comandos (bash). Se usa para arreglar errores de disco o probar conectividad manualmente si algo falla.</w:t>
+      </w:r>
+    </w:p>
+    <w:p>
+      <w:pPr>
         <w:rPr>
           <w:b/>
           <w:bCs/>
@@ -1089,233 +1218,8 @@
       </w:pPr>
     </w:p>
     <w:p>
-      <w:pPr>
-        <w:rPr>
-          <w:b/>
-          <w:bCs/>
-        </w:rPr>
-      </w:pPr>
-      <w:r>
-        <w:rPr>
-          <w:b/>
-          <w:bCs/>
-        </w:rPr>
+      <w:r>
         <w:lastRenderedPageBreak/>
-        <w:t>Bypass Bitlocker Detection</w:t>
-      </w:r>
-    </w:p>
-    <w:p>
-      <w:pPr>
-        <w:numPr>
-          <w:ilvl w:val="0"/>
-          <w:numId w:val="10"/>
-        </w:numPr>
-      </w:pPr>
-      <w:r>
-        <w:rPr>
-          <w:b/>
-          <w:bCs/>
-        </w:rPr>
-        <w:t>Qué hace:</w:t>
-      </w:r>
-      <w:r>
-        <w:t xml:space="preserve"> Por defecto, FOG detecta si una partición está cifrada con Bitlocker. Si lo está, detiene la captura porque no puede redimensionar ni leer los datos de forma inteligente.</w:t>
-      </w:r>
-    </w:p>
-    <w:p>
-      <w:pPr>
-        <w:numPr>
-          <w:ilvl w:val="0"/>
-          <w:numId w:val="10"/>
-        </w:numPr>
-      </w:pPr>
-      <w:r>
-        <w:rPr>
-          <w:b/>
-          <w:bCs/>
-        </w:rPr>
-        <w:t>Uso:</w:t>
-      </w:r>
-      <w:r>
-        <w:t xml:space="preserve"> Al activar esta opción, fuerzas a FOG a ignorar esa advertencia.</w:t>
-      </w:r>
-    </w:p>
-    <w:p>
-      <w:pPr>
-        <w:numPr>
-          <w:ilvl w:val="0"/>
-          <w:numId w:val="10"/>
-        </w:numPr>
-      </w:pPr>
-      <w:r>
-        <w:rPr>
-          <w:b/>
-          <w:bCs/>
-        </w:rPr>
-        <w:t>Nota crítica:</w:t>
-      </w:r>
-      <w:r>
-        <w:t xml:space="preserve"> Si capturas un disco con Bitlocker activo, la imagen ocupará el </w:t>
-      </w:r>
-      <w:r>
-        <w:rPr>
-          <w:b/>
-          <w:bCs/>
-        </w:rPr>
-        <w:t>100% del tamaño del disco</w:t>
-      </w:r>
-      <w:r>
-        <w:t xml:space="preserve"> (copia sector por sector) y no podrás usar la función de "Resizable" (redimensionado automático).</w:t>
-      </w:r>
-    </w:p>
-    <w:p>
-      <w:pPr>
-        <w:rPr>
-          <w:b/>
-          <w:bCs/>
-        </w:rPr>
-      </w:pPr>
-      <w:r>
-        <w:rPr>
-          <w:b/>
-          <w:bCs/>
-        </w:rPr>
-        <w:t>Configuración del Hardware y Comportamiento</w:t>
-      </w:r>
-    </w:p>
-    <w:p>
-      <w:pPr>
-        <w:numPr>
-          <w:ilvl w:val="0"/>
-          <w:numId w:val="5"/>
-        </w:numPr>
-      </w:pPr>
-      <w:r>
-        <w:rPr>
-          <w:b/>
-          <w:bCs/>
-        </w:rPr>
-        <w:t>Wake up (</w:t>
-      </w:r>
-      <w:r>
-        <w:rPr>
-          <w:b/>
-          <w:bCs/>
-        </w:rPr>
-        <w:t>Wake on LAN</w:t>
-      </w:r>
-      <w:r>
-        <w:rPr>
-          <w:b/>
-          <w:bCs/>
-        </w:rPr>
-        <w:t xml:space="preserve">): </w:t>
-      </w:r>
-      <w:r>
-        <w:t xml:space="preserve">Si tus computadoras y tu red lo soportan, FOG enviará un "paquete mágico" para </w:t>
-      </w:r>
-      <w:r>
-        <w:rPr>
-          <w:b/>
-          <w:bCs/>
-        </w:rPr>
-        <w:t>encender los equipos automáticamente</w:t>
-      </w:r>
-      <w:r>
-        <w:t>. Así no tienes que ir físicamente a presionar el botón de encendido de cada PC.</w:t>
-      </w:r>
-    </w:p>
-    <w:p>
-      <w:pPr>
-        <w:numPr>
-          <w:ilvl w:val="0"/>
-          <w:numId w:val="5"/>
-        </w:numPr>
-      </w:pPr>
-      <w:r>
-        <w:rPr>
-          <w:b/>
-          <w:bCs/>
-        </w:rPr>
-        <w:t>Shutdown when completed (</w:t>
-      </w:r>
-      <w:r>
-        <w:rPr>
-          <w:b/>
-          <w:bCs/>
-        </w:rPr>
-        <w:t>Schedule with shutdown</w:t>
-      </w:r>
-      <w:r>
-        <w:rPr>
-          <w:b/>
-          <w:bCs/>
-        </w:rPr>
-        <w:t xml:space="preserve">): </w:t>
-      </w:r>
-      <w:r>
-        <w:t xml:space="preserve">Una vez que FOG termine de cargar la imagen en la computadora, el equipo se </w:t>
-      </w:r>
-      <w:r>
-        <w:rPr>
-          <w:b/>
-          <w:bCs/>
-        </w:rPr>
-        <w:t>apagará automáticamente</w:t>
-      </w:r>
-      <w:r>
-        <w:t xml:space="preserve"> en lugar de reiniciarse. Es ideal para preparar equipos que vas a guardar en bodega.</w:t>
-      </w:r>
-    </w:p>
-    <w:p>
-      <w:pPr>
-        <w:numPr>
-          <w:ilvl w:val="0"/>
-          <w:numId w:val="5"/>
-        </w:numPr>
-      </w:pPr>
-      <w:r>
-        <w:rPr>
-          <w:b/>
-          <w:bCs/>
-        </w:rPr>
-        <w:t>Debug task (</w:t>
-      </w:r>
-      <w:r>
-        <w:rPr>
-          <w:b/>
-          <w:bCs/>
-        </w:rPr>
-        <w:t>Schedule as debug task</w:t>
-      </w:r>
-      <w:r>
-        <w:rPr>
-          <w:b/>
-          <w:bCs/>
-        </w:rPr>
-        <w:t xml:space="preserve">): </w:t>
-      </w:r>
-      <w:r>
-        <w:t>Esta es una opción de soporte. No hace el despliegue automáticamente; en su lugar, inicia el equipo en una consola de comandos (bash). Se usa para arreglar errores de disco o probar conectividad manualmente si algo falla.</w:t>
-      </w:r>
-    </w:p>
-    <w:p>
-      <w:pPr>
-        <w:rPr>
-          <w:b/>
-          <w:bCs/>
-        </w:rPr>
-      </w:pPr>
-      <w:r>
-        <w:rPr>
-          <w:b/>
-          <w:bCs/>
-        </w:rPr>
-        <w:t>Opciones de Programación (Scheduling)</w:t>
-      </w:r>
-    </w:p>
-    <w:p>
-      <w:r>
         <w:t xml:space="preserve">Estas opciones determinan el </w:t>
       </w:r>
       <w:r>
@@ -1341,35 +1245,7 @@
           <w:b/>
           <w:bCs/>
         </w:rPr>
-        <w:t xml:space="preserve">Schedule Immediately </w:t>
-      </w:r>
-      <w:r>
-        <w:rPr>
-          <w:b/>
-          <w:bCs/>
-        </w:rPr>
-        <w:t>(</w:t>
-      </w:r>
-      <w:r>
-        <w:rPr>
-          <w:b/>
-          <w:bCs/>
-        </w:rPr>
-        <w:t>Schedule Instant</w:t>
-      </w:r>
-      <w:r>
-        <w:rPr>
-          <w:b/>
-          <w:bCs/>
-        </w:rPr>
-        <w:t>)</w:t>
-      </w:r>
-      <w:r>
-        <w:rPr>
-          <w:b/>
-          <w:bCs/>
-        </w:rPr>
-        <w:t>:</w:t>
+        <w:t>Schedule Instant:</w:t>
       </w:r>
       <w:r>
         <w:t xml:space="preserve"> Es la opción por defecto. La tarea se activa en el servidor inmediatamente. En cuanto el equipo cliente se encienda y conecte con FOG, empezará el proceso.</w:t>
@@ -1387,65 +1263,41 @@
           <w:b/>
           <w:bCs/>
         </w:rPr>
-        <w:t xml:space="preserve">Schedule </w:t>
-      </w:r>
-      <w:r>
-        <w:rPr>
-          <w:b/>
-          <w:bCs/>
-        </w:rPr>
-        <w:t>Later</w:t>
-      </w:r>
-      <w:r>
-        <w:rPr>
-          <w:b/>
-          <w:bCs/>
-        </w:rPr>
-        <w:t xml:space="preserve"> </w:t>
-      </w:r>
-      <w:r>
-        <w:rPr>
-          <w:b/>
-          <w:bCs/>
-        </w:rPr>
-        <w:t>(</w:t>
-      </w:r>
-      <w:r>
-        <w:rPr>
-          <w:b/>
-          <w:bCs/>
-        </w:rPr>
-        <w:t>Schedule Delayed</w:t>
-      </w:r>
-      <w:r>
-        <w:rPr>
-          <w:b/>
-          <w:bCs/>
-        </w:rPr>
-        <w:t>)</w:t>
-      </w:r>
-      <w:r>
-        <w:rPr>
-          <w:b/>
-          <w:bCs/>
-        </w:rPr>
-        <w:t>:</w:t>
+        <w:t>Schedule Delayed:</w:t>
       </w:r>
       <w:r>
         <w:t xml:space="preserve"> Te permite elegir una fecha y hora específica para que la tarea se active. Útil si quieres dejar todo listo hoy, pero que el despliegue empiece el viernes por la noche.</w:t>
       </w:r>
     </w:p>
     <w:p>
-      <w:r>
+      <w:pPr>
         <w:rPr>
           <w:noProof/>
         </w:rPr>
-        <w:lastRenderedPageBreak/>
+      </w:pPr>
+      <w:r>
+        <w:rPr>
+          <w:b/>
+          <w:bCs/>
+          <w:noProof/>
+          <w:color w:val="EE0000"/>
+        </w:rPr>
+        <w:t>NOTA</w:t>
+      </w:r>
+      <w:r>
+        <w:rPr>
+          <w:noProof/>
+        </w:rPr>
+        <w:t>: Por desgracia no se ve bien en el navegador (Chrome, Firefox y Edge).</w:t>
+      </w:r>
+    </w:p>
+    <w:p>
+      <w:r>
         <w:drawing>
-          <wp:inline distT="0" distB="0" distL="0" distR="0" wp14:anchorId="0767D687" wp14:editId="183C79F0">
-            <wp:extent cx="5000625" cy="3322215"/>
+          <wp:inline distT="0" distB="0" distL="0" distR="0" wp14:anchorId="5703A324" wp14:editId="41968BA6">
+            <wp:extent cx="2514951" cy="2953162"/>
             <wp:effectExtent l="0" t="0" r="0" b="0"/>
-            <wp:docPr id="430687604" name="Imagen 1"/>
+            <wp:docPr id="1965839444" name="Imagen 1"/>
             <wp:cNvGraphicFramePr>
               <a:graphicFrameLocks xmlns:a="http://schemas.openxmlformats.org/drawingml/2006/main" noChangeAspect="1"/>
             </wp:cNvGraphicFramePr>
@@ -1453,7 +1305,7 @@
               <a:graphicData uri="http://schemas.openxmlformats.org/drawingml/2006/picture">
                 <pic:pic xmlns:pic="http://schemas.openxmlformats.org/drawingml/2006/picture">
                   <pic:nvPicPr>
-                    <pic:cNvPr id="430687604" name=""/>
+                    <pic:cNvPr id="1965839444" name=""/>
                     <pic:cNvPicPr/>
                   </pic:nvPicPr>
                   <pic:blipFill>
@@ -1465,7 +1317,7 @@
                   <pic:spPr>
                     <a:xfrm>
                       <a:off x="0" y="0"/>
-                      <a:ext cx="5013874" cy="3331017"/>
+                      <a:ext cx="2514951" cy="2953162"/>
                     </a:xfrm>
                     <a:prstGeom prst="rect">
                       <a:avLst/>
@@ -1508,14 +1360,11 @@
     </w:p>
     <w:p>
       <w:r>
-        <w:rPr>
-          <w:noProof/>
-        </w:rPr>
         <w:drawing>
-          <wp:inline distT="0" distB="0" distL="0" distR="0" wp14:anchorId="4A8291E2" wp14:editId="0E2376DA">
-            <wp:extent cx="4696480" cy="924054"/>
-            <wp:effectExtent l="0" t="0" r="0" b="9525"/>
-            <wp:docPr id="296373602" name="Imagen 1"/>
+          <wp:inline distT="0" distB="0" distL="0" distR="0" wp14:anchorId="23D36444" wp14:editId="05A3DC5B">
+            <wp:extent cx="5943600" cy="1061720"/>
+            <wp:effectExtent l="0" t="0" r="0" b="5080"/>
+            <wp:docPr id="2004678051" name="Imagen 1"/>
             <wp:cNvGraphicFramePr>
               <a:graphicFrameLocks xmlns:a="http://schemas.openxmlformats.org/drawingml/2006/main" noChangeAspect="1"/>
             </wp:cNvGraphicFramePr>
@@ -1523,7 +1372,7 @@
               <a:graphicData uri="http://schemas.openxmlformats.org/drawingml/2006/picture">
                 <pic:pic xmlns:pic="http://schemas.openxmlformats.org/drawingml/2006/picture">
                   <pic:nvPicPr>
-                    <pic:cNvPr id="296373602" name=""/>
+                    <pic:cNvPr id="2004678051" name=""/>
                     <pic:cNvPicPr/>
                   </pic:nvPicPr>
                   <pic:blipFill>
@@ -1535,7 +1384,7 @@
                   <pic:spPr>
                     <a:xfrm>
                       <a:off x="0" y="0"/>
-                      <a:ext cx="4696480" cy="924054"/>
+                      <a:ext cx="5943600" cy="1061720"/>
                     </a:xfrm>
                     <a:prstGeom prst="rect">
                       <a:avLst/>
@@ -1549,32 +1398,23 @@
       </w:r>
     </w:p>
     <w:p>
-      <w:r>
-        <w:t xml:space="preserve">Una vez que le hemos dado a CREATE, podemos ir a </w:t>
-      </w:r>
-      <w:r>
-        <w:t xml:space="preserve">Tasks </w:t>
-      </w:r>
-      <w:r>
-        <w:sym w:font="Wingdings" w:char="F0E0"/>
-      </w:r>
-      <w:r>
-        <w:t xml:space="preserve"> Active Tasks</w:t>
-      </w:r>
-      <w:r>
-        <w:t>.</w:t>
-      </w:r>
-    </w:p>
-    <w:p>
-      <w:r>
-        <w:rPr>
-          <w:noProof/>
-        </w:rPr>
+      <w:pPr>
+        <w:sectPr>
+          <w:pgSz w:w="12240" w:h="15840"/>
+          <w:pgMar w:top="1440" w:right="1440" w:bottom="1440" w:left="1440" w:header="708" w:footer="708" w:gutter="0"/>
+          <w:cols w:space="708"/>
+          <w:docGrid w:linePitch="360"/>
+        </w:sectPr>
+      </w:pPr>
+    </w:p>
+    <w:p>
+      <w:r>
+        <w:lastRenderedPageBreak/>
         <w:drawing>
-          <wp:inline distT="0" distB="0" distL="0" distR="0" wp14:anchorId="1B23A06A" wp14:editId="13BEE4F5">
-            <wp:extent cx="5943600" cy="1583055"/>
-            <wp:effectExtent l="0" t="0" r="0" b="0"/>
-            <wp:docPr id="193315504" name="Imagen 1"/>
+          <wp:inline distT="0" distB="0" distL="0" distR="0" wp14:anchorId="455766A2" wp14:editId="132267E0">
+            <wp:extent cx="5943600" cy="1686560"/>
+            <wp:effectExtent l="0" t="0" r="0" b="8890"/>
+            <wp:docPr id="331105960" name="Imagen 1"/>
             <wp:cNvGraphicFramePr>
               <a:graphicFrameLocks xmlns:a="http://schemas.openxmlformats.org/drawingml/2006/main" noChangeAspect="1"/>
             </wp:cNvGraphicFramePr>
@@ -1582,7 +1422,7 @@
               <a:graphicData uri="http://schemas.openxmlformats.org/drawingml/2006/picture">
                 <pic:pic xmlns:pic="http://schemas.openxmlformats.org/drawingml/2006/picture">
                   <pic:nvPicPr>
-                    <pic:cNvPr id="193315504" name=""/>
+                    <pic:cNvPr id="331105960" name=""/>
                     <pic:cNvPicPr/>
                   </pic:nvPicPr>
                   <pic:blipFill>
@@ -1594,7 +1434,7 @@
                   <pic:spPr>
                     <a:xfrm>
                       <a:off x="0" y="0"/>
-                      <a:ext cx="5943600" cy="1583055"/>
+                      <a:ext cx="5943600" cy="1686560"/>
                     </a:xfrm>
                     <a:prstGeom prst="rect">
                       <a:avLst/>
@@ -1608,44 +1448,29 @@
       </w:r>
     </w:p>
     <w:p>
-      <w:pPr>
-        <w:rPr>
-          <w:b/>
-          <w:bCs/>
-          <w:color w:val="EE0000"/>
-        </w:rPr>
-        <w:sectPr>
-          <w:pgSz w:w="12240" w:h="15840"/>
-          <w:pgMar w:top="1440" w:right="1440" w:bottom="1440" w:left="1440" w:header="708" w:footer="708" w:gutter="0"/>
-          <w:cols w:space="708"/>
-          <w:docGrid w:linePitch="360"/>
-        </w:sectPr>
-      </w:pPr>
-      <w:r>
-        <w:rPr>
-          <w:b/>
-          <w:bCs/>
-          <w:color w:val="EE0000"/>
-        </w:rPr>
-        <w:t>VIDEO: Captura de Imagen.mp4</w:t>
-      </w:r>
-    </w:p>
-    <w:p>
-      <w:r>
-        <w:lastRenderedPageBreak/>
-        <w:t>Ahora podemos ir al listado de imágenes y veremos que se ha capturado</w:t>
-      </w:r>
-    </w:p>
-    <w:p>
-      <w:r>
-        <w:rPr>
-          <w:noProof/>
-        </w:rPr>
+      <w:r>
+        <w:t xml:space="preserve">Una vez que le hemos dado a CREATE, podemos ir a </w:t>
+      </w:r>
+      <w:r>
+        <w:t xml:space="preserve">Tasks </w:t>
+      </w:r>
+      <w:r>
+        <w:sym w:font="Wingdings" w:char="F0E0"/>
+      </w:r>
+      <w:r>
+        <w:t xml:space="preserve"> Active Tasks</w:t>
+      </w:r>
+      <w:r>
+        <w:t>.</w:t>
+      </w:r>
+    </w:p>
+    <w:p>
+      <w:r>
         <w:drawing>
-          <wp:inline distT="0" distB="0" distL="0" distR="0" wp14:anchorId="3F2CEAB3" wp14:editId="11AFE5D0">
-            <wp:extent cx="5943600" cy="2172970"/>
+          <wp:inline distT="0" distB="0" distL="0" distR="0" wp14:anchorId="09D69E11" wp14:editId="5EF94EDD">
+            <wp:extent cx="5943600" cy="1452245"/>
             <wp:effectExtent l="0" t="0" r="0" b="0"/>
-            <wp:docPr id="1222051466" name="Imagen 1"/>
+            <wp:docPr id="593357915" name="Imagen 1"/>
             <wp:cNvGraphicFramePr>
               <a:graphicFrameLocks xmlns:a="http://schemas.openxmlformats.org/drawingml/2006/main" noChangeAspect="1"/>
             </wp:cNvGraphicFramePr>
@@ -1653,7 +1478,7 @@
               <a:graphicData uri="http://schemas.openxmlformats.org/drawingml/2006/picture">
                 <pic:pic xmlns:pic="http://schemas.openxmlformats.org/drawingml/2006/picture">
                   <pic:nvPicPr>
-                    <pic:cNvPr id="1222051466" name=""/>
+                    <pic:cNvPr id="593357915" name=""/>
                     <pic:cNvPicPr/>
                   </pic:nvPicPr>
                   <pic:blipFill>
@@ -1665,7 +1490,7 @@
                   <pic:spPr>
                     <a:xfrm>
                       <a:off x="0" y="0"/>
-                      <a:ext cx="5943600" cy="2172970"/>
+                      <a:ext cx="5943600" cy="1452245"/>
                     </a:xfrm>
                     <a:prstGeom prst="rect">
                       <a:avLst/>
@@ -1680,19 +1505,16 @@
     </w:p>
     <w:p>
       <w:r>
-        <w:t>Podemos ver el tamaño que ocupa en el servidor y el disco mínimo que puede usar un equipo cliente al cual queramos desplegar la imagen.</w:t>
-      </w:r>
-    </w:p>
-    <w:p>
-      <w:r>
-        <w:rPr>
-          <w:noProof/>
-        </w:rPr>
+        <w:t>Ahora solo hay que arrancar el host y el proceso se iniciará automáticamente.</w:t>
+      </w:r>
+    </w:p>
+    <w:p>
+      <w:r>
         <w:drawing>
-          <wp:inline distT="0" distB="0" distL="0" distR="0" wp14:anchorId="7AB6E435" wp14:editId="2C7657C5">
-            <wp:extent cx="5943600" cy="2063750"/>
-            <wp:effectExtent l="0" t="0" r="0" b="0"/>
-            <wp:docPr id="1812174983" name="Imagen 1"/>
+          <wp:inline distT="0" distB="0" distL="0" distR="0" wp14:anchorId="5C2E3DC6" wp14:editId="2D702097">
+            <wp:extent cx="3781425" cy="2715677"/>
+            <wp:effectExtent l="0" t="0" r="0" b="8890"/>
+            <wp:docPr id="2111481355" name="Imagen 1"/>
             <wp:cNvGraphicFramePr>
               <a:graphicFrameLocks xmlns:a="http://schemas.openxmlformats.org/drawingml/2006/main" noChangeAspect="1"/>
             </wp:cNvGraphicFramePr>
@@ -1700,7 +1522,7 @@
               <a:graphicData uri="http://schemas.openxmlformats.org/drawingml/2006/picture">
                 <pic:pic xmlns:pic="http://schemas.openxmlformats.org/drawingml/2006/picture">
                   <pic:nvPicPr>
-                    <pic:cNvPr id="1812174983" name=""/>
+                    <pic:cNvPr id="2111481355" name=""/>
                     <pic:cNvPicPr/>
                   </pic:nvPicPr>
                   <pic:blipFill>
@@ -1712,7 +1534,7 @@
                   <pic:spPr>
                     <a:xfrm>
                       <a:off x="0" y="0"/>
-                      <a:ext cx="5943600" cy="2063750"/>
+                      <a:ext cx="3784987" cy="2718235"/>
                     </a:xfrm>
                     <a:prstGeom prst="rect">
                       <a:avLst/>
@@ -1727,25 +1549,12 @@
     </w:p>
     <w:p>
       <w:r>
-        <w:t>Con “</w:t>
-      </w:r>
-      <w:r>
-        <w:t>du -sh /images/* | sort -h</w:t>
-      </w:r>
-      <w:r>
-        <w:t>” podremos ver cuanto ocupa la imagen en el servidor.</w:t>
-      </w:r>
-    </w:p>
-    <w:p>
-      <w:r>
-        <w:rPr>
-          <w:noProof/>
-        </w:rPr>
+        <w:lastRenderedPageBreak/>
         <w:drawing>
-          <wp:inline distT="0" distB="0" distL="0" distR="0" wp14:anchorId="02F1FF18" wp14:editId="18D3DCEA">
-            <wp:extent cx="5487166" cy="943107"/>
-            <wp:effectExtent l="0" t="0" r="0" b="9525"/>
-            <wp:docPr id="1571178644" name="Imagen 1"/>
+          <wp:inline distT="0" distB="0" distL="0" distR="0" wp14:anchorId="7D31F965" wp14:editId="355D8EF2">
+            <wp:extent cx="5943600" cy="2480310"/>
+            <wp:effectExtent l="0" t="0" r="0" b="0"/>
+            <wp:docPr id="1539598491" name="Imagen 1"/>
             <wp:cNvGraphicFramePr>
               <a:graphicFrameLocks xmlns:a="http://schemas.openxmlformats.org/drawingml/2006/main" noChangeAspect="1"/>
             </wp:cNvGraphicFramePr>
@@ -1753,7 +1562,7 @@
               <a:graphicData uri="http://schemas.openxmlformats.org/drawingml/2006/picture">
                 <pic:pic xmlns:pic="http://schemas.openxmlformats.org/drawingml/2006/picture">
                   <pic:nvPicPr>
-                    <pic:cNvPr id="1571178644" name=""/>
+                    <pic:cNvPr id="1539598491" name=""/>
                     <pic:cNvPicPr/>
                   </pic:nvPicPr>
                   <pic:blipFill>
@@ -1765,7 +1574,7 @@
                   <pic:spPr>
                     <a:xfrm>
                       <a:off x="0" y="0"/>
-                      <a:ext cx="5487166" cy="943107"/>
+                      <a:ext cx="5943600" cy="2480310"/>
                     </a:xfrm>
                     <a:prstGeom prst="rect">
                       <a:avLst/>
@@ -1779,16 +1588,126 @@
       </w:r>
     </w:p>
     <w:p>
-      <w:pPr>
-        <w:sectPr>
-          <w:pgSz w:w="12240" w:h="15840"/>
-          <w:pgMar w:top="1440" w:right="1440" w:bottom="1440" w:left="1440" w:header="708" w:footer="708" w:gutter="0"/>
-          <w:cols w:space="708"/>
-          <w:docGrid w:linePitch="360"/>
-        </w:sectPr>
-      </w:pPr>
-    </w:p>
-    <w:p/>
+      <w:r>
+        <w:t>Una vez terminado, podremos</w:t>
+      </w:r>
+      <w:r>
+        <w:t xml:space="preserve"> ir al listado de imágenes y veremos que se ha capturado</w:t>
+      </w:r>
+      <w:r>
+        <w:t>.</w:t>
+      </w:r>
+      <w:r>
+        <w:t xml:space="preserve"> Se indica cuanto ocupará en el equipo cliente y la fecha de la captura.</w:t>
+      </w:r>
+    </w:p>
+    <w:p>
+      <w:r>
+        <w:drawing>
+          <wp:inline distT="0" distB="0" distL="0" distR="0" wp14:anchorId="33564BD7" wp14:editId="19292F36">
+            <wp:extent cx="5943600" cy="2116455"/>
+            <wp:effectExtent l="0" t="0" r="0" b="0"/>
+            <wp:docPr id="1875141590" name="Imagen 1"/>
+            <wp:cNvGraphicFramePr>
+              <a:graphicFrameLocks xmlns:a="http://schemas.openxmlformats.org/drawingml/2006/main" noChangeAspect="1"/>
+            </wp:cNvGraphicFramePr>
+            <a:graphic xmlns:a="http://schemas.openxmlformats.org/drawingml/2006/main">
+              <a:graphicData uri="http://schemas.openxmlformats.org/drawingml/2006/picture">
+                <pic:pic xmlns:pic="http://schemas.openxmlformats.org/drawingml/2006/picture">
+                  <pic:nvPicPr>
+                    <pic:cNvPr id="1875141590" name=""/>
+                    <pic:cNvPicPr/>
+                  </pic:nvPicPr>
+                  <pic:blipFill>
+                    <a:blip r:embed="rId21"/>
+                    <a:stretch>
+                      <a:fillRect/>
+                    </a:stretch>
+                  </pic:blipFill>
+                  <pic:spPr>
+                    <a:xfrm>
+                      <a:off x="0" y="0"/>
+                      <a:ext cx="5943600" cy="2116455"/>
+                    </a:xfrm>
+                    <a:prstGeom prst="rect">
+                      <a:avLst/>
+                    </a:prstGeom>
+                  </pic:spPr>
+                </pic:pic>
+              </a:graphicData>
+            </a:graphic>
+          </wp:inline>
+        </w:drawing>
+      </w:r>
+    </w:p>
+    <w:p>
+      <w:r>
+        <w:t>Con “</w:t>
+      </w:r>
+      <w:r>
+        <w:t>du -sh /images/* | sort -h</w:t>
+      </w:r>
+      <w:r>
+        <w:t>” podremos ver cuanto ocupa la imagen en el servidor.</w:t>
+      </w:r>
+    </w:p>
+    <w:p>
+      <w:r>
+        <w:drawing>
+          <wp:inline distT="0" distB="0" distL="0" distR="0" wp14:anchorId="4272FDF5" wp14:editId="5085835C">
+            <wp:extent cx="5630061" cy="962159"/>
+            <wp:effectExtent l="0" t="0" r="8890" b="9525"/>
+            <wp:docPr id="478876153" name="Imagen 1"/>
+            <wp:cNvGraphicFramePr>
+              <a:graphicFrameLocks xmlns:a="http://schemas.openxmlformats.org/drawingml/2006/main" noChangeAspect="1"/>
+            </wp:cNvGraphicFramePr>
+            <a:graphic xmlns:a="http://schemas.openxmlformats.org/drawingml/2006/main">
+              <a:graphicData uri="http://schemas.openxmlformats.org/drawingml/2006/picture">
+                <pic:pic xmlns:pic="http://schemas.openxmlformats.org/drawingml/2006/picture">
+                  <pic:nvPicPr>
+                    <pic:cNvPr id="478876153" name=""/>
+                    <pic:cNvPicPr/>
+                  </pic:nvPicPr>
+                  <pic:blipFill>
+                    <a:blip r:embed="rId22"/>
+                    <a:stretch>
+                      <a:fillRect/>
+                    </a:stretch>
+                  </pic:blipFill>
+                  <pic:spPr>
+                    <a:xfrm>
+                      <a:off x="0" y="0"/>
+                      <a:ext cx="5630061" cy="962159"/>
+                    </a:xfrm>
+                    <a:prstGeom prst="rect">
+                      <a:avLst/>
+                    </a:prstGeom>
+                  </pic:spPr>
+                </pic:pic>
+              </a:graphicData>
+            </a:graphic>
+          </wp:inline>
+        </w:drawing>
+      </w:r>
+    </w:p>
+    <w:p>
+      <w:r>
+        <w:rPr>
+          <w:b/>
+          <w:bCs/>
+          <w:color w:val="EE0000"/>
+        </w:rPr>
+        <w:t>VIDEO: Captura de Imagen.mp</w:t>
+      </w:r>
+      <w:r>
+        <w:rPr>
+          <w:b/>
+          <w:bCs/>
+          <w:color w:val="EE0000"/>
+        </w:rPr>
+        <w:t>4</w:t>
+      </w:r>
+    </w:p>
     <w:sectPr>
       <w:pgSz w:w="12240" w:h="15840"/>
       <w:pgMar w:top="1440" w:right="1440" w:bottom="1440" w:left="1440" w:header="708" w:footer="708" w:gutter="0"/>
